--- a/Generative-AI/course-materials/blackboard/docx/Generative_AI_Week10_Module_Guide.docx
+++ b/Generative-AI/course-materials/blackboard/docx/Generative_AI_Week10_Module_Guide.docx
@@ -1768,7 +1768,7 @@
           <w:b w:val="0"/>
           <w:i w:val="0"/>
         </w:rPr>
-        <w:t>Type: Discussion Board. Points: 50. Submit one initial post and two peer responses in the Week 10 Discussion item. Use Blackboard’s displayed due dates.</w:t>
+        <w:t>Type: Discussion Board. Points: 10. Submit one initial post and two peer responses in the Week 10 Discussion item. Use Blackboard’s displayed due dates.</w:t>
       </w:r>
     </w:p>
     <w:p>
@@ -2055,7 +2055,7 @@
                 <w:b w:val="0"/>
                 <w:i w:val="0"/>
               </w:rPr>
-              <w:t>15</w:t>
+              <w:t>3</w:t>
             </w:r>
           </w:p>
         </w:tc>
@@ -2117,7 +2117,7 @@
                 <w:b w:val="0"/>
                 <w:i w:val="0"/>
               </w:rPr>
-              <w:t>15</w:t>
+              <w:t>3</w:t>
             </w:r>
           </w:p>
         </w:tc>
@@ -2179,7 +2179,7 @@
                 <w:b w:val="0"/>
                 <w:i w:val="0"/>
               </w:rPr>
-              <w:t>10</w:t>
+              <w:t>2</w:t>
             </w:r>
           </w:p>
         </w:tc>
@@ -2241,7 +2241,7 @@
                 <w:b w:val="0"/>
                 <w:i w:val="0"/>
               </w:rPr>
-              <w:t>10</w:t>
+              <w:t>2</w:t>
             </w:r>
           </w:p>
         </w:tc>
@@ -2296,7 +2296,7 @@
                 <w:b w:val="0"/>
                 <w:i w:val="0"/>
               </w:rPr>
-              <w:t>50</w:t>
+              <w:t>10</w:t>
             </w:r>
           </w:p>
         </w:tc>
@@ -2340,7 +2340,7 @@
           <w:b w:val="0"/>
           <w:i w:val="0"/>
         </w:rPr>
-        <w:t>Type: Applied analysis. Points: 75. Submit one PDF or DOCX to Week 10 Assignment 2. Aim for 600–800 words of analysis plus the requested matrix, diagram, prompts, or evidence appendix; these artifacts are not included in the word guide.</w:t>
+        <w:t>Type: Applied analysis. Points: 25. Submit one PDF or DOCX to Week 10 Assignment 2. Aim for 600–800 words of analysis plus the requested matrix, diagram, prompts, or evidence appendix; these artifacts are not included in the word guide.</w:t>
       </w:r>
     </w:p>
     <w:p>
@@ -2626,7 +2626,7 @@
                 <w:b w:val="0"/>
                 <w:i w:val="0"/>
               </w:rPr>
-              <w:t>15</w:t>
+              <w:t>5</w:t>
             </w:r>
           </w:p>
         </w:tc>
@@ -2688,7 +2688,7 @@
                 <w:b w:val="0"/>
                 <w:i w:val="0"/>
               </w:rPr>
-              <w:t>25</w:t>
+              <w:t>8</w:t>
             </w:r>
           </w:p>
         </w:tc>
@@ -2750,7 +2750,7 @@
                 <w:b w:val="0"/>
                 <w:i w:val="0"/>
               </w:rPr>
-              <w:t>15</w:t>
+              <w:t>5</w:t>
             </w:r>
           </w:p>
         </w:tc>
@@ -2812,7 +2812,7 @@
                 <w:b w:val="0"/>
                 <w:i w:val="0"/>
               </w:rPr>
-              <w:t>15</w:t>
+              <w:t>5</w:t>
             </w:r>
           </w:p>
         </w:tc>
@@ -2874,7 +2874,7 @@
                 <w:b w:val="0"/>
                 <w:i w:val="0"/>
               </w:rPr>
-              <w:t>5</w:t>
+              <w:t>2</w:t>
             </w:r>
           </w:p>
         </w:tc>
@@ -2929,7 +2929,7 @@
                 <w:b w:val="0"/>
                 <w:i w:val="0"/>
               </w:rPr>
-              <w:t>75</w:t>
+              <w:t>25</w:t>
             </w:r>
           </w:p>
         </w:tc>
@@ -2963,7 +2963,7 @@
           <w:b w:val="0"/>
           <w:i w:val="0"/>
         </w:rPr>
-        <w:t>Type: Project portfolio milestone. Points: 50. Submit a PDF or DOCX to Week 10 Project Milestone. Preserve the author’s required elements below and retain an editable copy for Week 16.</w:t>
+        <w:t>Type: Project portfolio milestone. Points: 15. Submit a PDF or DOCX to Week 10 Project Milestone. Preserve the author’s required elements below and retain an editable copy for Week 16.</w:t>
       </w:r>
     </w:p>
     <w:p>
@@ -3301,7 +3301,7 @@
                 <w:b w:val="0"/>
                 <w:i w:val="0"/>
               </w:rPr>
-              <w:t>15</w:t>
+              <w:t>4</w:t>
             </w:r>
           </w:p>
         </w:tc>
@@ -3363,7 +3363,7 @@
                 <w:b w:val="0"/>
                 <w:i w:val="0"/>
               </w:rPr>
-              <w:t>10</w:t>
+              <w:t>3</w:t>
             </w:r>
           </w:p>
         </w:tc>
@@ -3425,7 +3425,7 @@
                 <w:b w:val="0"/>
                 <w:i w:val="0"/>
               </w:rPr>
-              <w:t>15</w:t>
+              <w:t>5</w:t>
             </w:r>
           </w:p>
         </w:tc>
@@ -3487,7 +3487,7 @@
                 <w:b w:val="0"/>
                 <w:i w:val="0"/>
               </w:rPr>
-              <w:t>10</w:t>
+              <w:t>3</w:t>
             </w:r>
           </w:p>
         </w:tc>
@@ -3542,7 +3542,7 @@
                 <w:b w:val="0"/>
                 <w:i w:val="0"/>
               </w:rPr>
-              <w:t>50</w:t>
+              <w:t>15</w:t>
             </w:r>
           </w:p>
         </w:tc>
@@ -3754,7 +3754,7 @@
                 <w:b w:val="0"/>
                 <w:i w:val="0"/>
               </w:rPr>
-              <w:t>50</w:t>
+              <w:t>10</w:t>
             </w:r>
           </w:p>
         </w:tc>
@@ -3835,7 +3835,7 @@
                 <w:b w:val="0"/>
                 <w:i w:val="0"/>
               </w:rPr>
-              <w:t>75</w:t>
+              <w:t>25</w:t>
             </w:r>
           </w:p>
         </w:tc>
@@ -3916,7 +3916,7 @@
                 <w:b w:val="0"/>
                 <w:i w:val="0"/>
               </w:rPr>
-              <w:t>50</w:t>
+              <w:t>15</w:t>
             </w:r>
           </w:p>
         </w:tc>
@@ -3983,7 +3983,7 @@
                 <w:b w:val="0"/>
                 <w:i w:val="0"/>
               </w:rPr>
-              <w:t>175</w:t>
+              <w:t>50</w:t>
             </w:r>
           </w:p>
         </w:tc>
